--- a/src/assets/templates/EnglishDefault.docx
+++ b/src/assets/templates/EnglishDefault.docx
@@ -345,7 +345,25 @@
           <w:szCs w:val="26"/>
           <w:rtl w:val="0"/>
         </w:rPr>
-        <w:t xml:space="preserve">WHEREAS the Landlord is the absolute owner in title possession and enjoyment of the {building_type} {building_tc_no}, </w:t>
+        <w:t xml:space="preserve">WHEREAS the Landlord is the absolute owner in title possession and enjoyment of the {building_type} </w:t>
+      </w:r>
+      <w:r>
+        <w:rPr>
+          <w:b w:val="1"/>
+          <w:bCs w:val="1"/>
+          <w:sz w:val="26"/>
+          <w:szCs w:val="26"/>
+          <w:rtl w:val="0"/>
+        </w:rPr>
+        <w:t xml:space="preserve">{building_tc_no}</w:t>
+      </w:r>
+      <w:r>
+        <w:rPr>
+          <w:sz w:val="26"/>
+          <w:szCs w:val="26"/>
+          <w:rtl w:val="0"/>
+        </w:rPr>
+        <w:t xml:space="preserve">, </w:t>
       </w:r>
       <w:r>
         <w:rPr>
@@ -607,7 +625,15 @@
           <w:vertAlign w:val="baseline"/>
           <w:rtl w:val="0"/>
         </w:rPr>
-        <w:t xml:space="preserve">The monthly rent fixed for the above {building_type} </w:t>
+        <w:t xml:space="preserve">The monthly rent fixed for the above {building_type}</w:t>
+      </w:r>
+      <w:r>
+        <w:rPr>
+          <w:sz w:val="26"/>
+          <w:szCs w:val="26"/>
+          <w:rtl w:val="0"/>
+        </w:rPr>
+        <w:t xml:space="preserve"> </w:t>
       </w:r>
       <w:r>
         <w:rPr>
@@ -908,7 +934,34 @@
           <w:vertAlign w:val="baseline"/>
           <w:rtl w:val="0"/>
         </w:rPr>
-        <w:t xml:space="preserve"> and undertakes that he will keep the {building_type} and all its accessories and attachments in good condition without any damage and if and damage or loss is caused, the tenant will compensate the landlord adequitably (This excludes any natural wear and tear).</w:t>
+        <w:t xml:space="preserve"> and undertakes that he will keep the {building_type} and all its accessories and attachments in good condition without any damage and if </w:t>
+      </w:r>
+      <w:r>
+        <w:rPr>
+          <w:sz w:val="26"/>
+          <w:szCs w:val="26"/>
+          <w:rtl w:val="0"/>
+        </w:rPr>
+        <w:t xml:space="preserve">any</w:t>
+      </w:r>
+      <w:r>
+        <w:rPr>
+          <w:rFonts w:ascii="Calibri" w:cs="Calibri" w:eastAsia="Calibri" w:hAnsi="Calibri"/>
+          <w:b w:val="0"/>
+          <w:bCs w:val="0"/>
+          <w:i w:val="0"/>
+          <w:iCs w:val="0"/>
+          <w:smallCaps w:val="0"/>
+          <w:strike w:val="0"/>
+          <w:color w:val="000000"/>
+          <w:sz w:val="26"/>
+          <w:szCs w:val="26"/>
+          <w:u w:val="none"/>
+          <w:shd w:fill="auto" w:val="clear"/>
+          <w:vertAlign w:val="baseline"/>
+          <w:rtl w:val="0"/>
+        </w:rPr>
+        <w:t xml:space="preserve"> damage or loss is caused, the tenant will compensate the landlord adequitably.</w:t>
       </w:r>
     </w:p>
     <w:p>
@@ -1190,7 +1243,34 @@
           <w:vertAlign w:val="baseline"/>
           <w:rtl w:val="0"/>
         </w:rPr>
-        <w:t xml:space="preserve">On completion of the period of {duration} months the tenant will surrender possession of the {building_type} to the landlord and thus the landlord will repay the advance amount to the tenant. The agreement may be renewed on mutual consent of both the parties for a further period if required.</w:t>
+        <w:t xml:space="preserve">On completion of the period of {</w:t>
+      </w:r>
+      <w:r>
+        <w:rPr>
+          <w:sz w:val="26"/>
+          <w:szCs w:val="26"/>
+          <w:rtl w:val="0"/>
+        </w:rPr>
+        <w:t xml:space="preserve">rent_period</w:t>
+      </w:r>
+      <w:r>
+        <w:rPr>
+          <w:rFonts w:ascii="Calibri" w:cs="Calibri" w:eastAsia="Calibri" w:hAnsi="Calibri"/>
+          <w:b w:val="0"/>
+          <w:bCs w:val="0"/>
+          <w:i w:val="0"/>
+          <w:iCs w:val="0"/>
+          <w:smallCaps w:val="0"/>
+          <w:strike w:val="0"/>
+          <w:color w:val="000000"/>
+          <w:sz w:val="26"/>
+          <w:szCs w:val="26"/>
+          <w:u w:val="none"/>
+          <w:shd w:fill="auto" w:val="clear"/>
+          <w:vertAlign w:val="baseline"/>
+          <w:rtl w:val="0"/>
+        </w:rPr>
+        <w:t xml:space="preserve">} the tenant will surrender possession of the {building_type} to the landlord and thus the landlord will repay the advance amount to the tenant. The agreement may be renewed on mutual consent of both the parties for a further period if required.</w:t>
       </w:r>
     </w:p>
     <w:p>
@@ -1409,7 +1489,34 @@
           <w:vertAlign w:val="baseline"/>
           <w:rtl w:val="0"/>
         </w:rPr>
-        <w:t xml:space="preserve">To vacate the {building_type} after 11 months receiving back the advance amount of </w:t>
+        <w:t xml:space="preserve">To vacate the {building_type} after</w:t>
+      </w:r>
+      <w:r>
+        <w:rPr>
+          <w:sz w:val="26"/>
+          <w:szCs w:val="26"/>
+          <w:rtl w:val="0"/>
+        </w:rPr>
+        <w:t xml:space="preserve"> {rent_period} </w:t>
+      </w:r>
+      <w:r>
+        <w:rPr>
+          <w:rFonts w:ascii="Calibri" w:cs="Calibri" w:eastAsia="Calibri" w:hAnsi="Calibri"/>
+          <w:b w:val="0"/>
+          <w:bCs w:val="0"/>
+          <w:i w:val="0"/>
+          <w:iCs w:val="0"/>
+          <w:smallCaps w:val="0"/>
+          <w:strike w:val="0"/>
+          <w:color w:val="000000"/>
+          <w:sz w:val="26"/>
+          <w:szCs w:val="26"/>
+          <w:u w:val="none"/>
+          <w:shd w:fill="auto" w:val="clear"/>
+          <w:vertAlign w:val="baseline"/>
+          <w:rtl w:val="0"/>
+        </w:rPr>
+        <w:t xml:space="preserve">receiving back the advance amount of </w:t>
       </w:r>
       <w:r>
         <w:rPr>
